--- a/Week 5 - Day 23 -Web Application Using JEE Technologies - JavaScript 18 Apr 2025.docx
+++ b/Week 5 - Day 23 -Web Application Using JEE Technologies - JavaScript 18 Apr 2025.docx
@@ -14,14 +14,46 @@
           <w:sz w:val="28"/>
           <w:szCs w:val="28"/>
         </w:rPr>
-        <w:t xml:space="preserve">Arrow function </w:t>
-      </w:r>
-      <w:r>
-        <w:rPr>
-          <w:sz w:val="28"/>
-          <w:szCs w:val="28"/>
-        </w:rPr>
-        <w:t xml:space="preserve">: arrow function also known as anonymous function. In Java it equal to lambda expression. This function mainly help to write shortest function code if you need. </w:t>
+        <w:t xml:space="preserve">Arrow </w:t>
+      </w:r>
+      <w:proofErr w:type="gramStart"/>
+      <w:r>
+        <w:rPr>
+          <w:sz w:val="28"/>
+          <w:szCs w:val="28"/>
+        </w:rPr>
+        <w:t xml:space="preserve">function </w:t>
+      </w:r>
+      <w:r>
+        <w:rPr>
+          <w:sz w:val="28"/>
+          <w:szCs w:val="28"/>
+        </w:rPr>
+        <w:t>:</w:t>
+      </w:r>
+      <w:proofErr w:type="gramEnd"/>
+      <w:r>
+        <w:rPr>
+          <w:sz w:val="28"/>
+          <w:szCs w:val="28"/>
+        </w:rPr>
+        <w:t xml:space="preserve"> arrow function also known as anonymous function. In Java it equal to lambda expression. This function mainly </w:t>
+      </w:r>
+      <w:proofErr w:type="gramStart"/>
+      <w:r>
+        <w:rPr>
+          <w:sz w:val="28"/>
+          <w:szCs w:val="28"/>
+        </w:rPr>
+        <w:t>help</w:t>
+      </w:r>
+      <w:proofErr w:type="gramEnd"/>
+      <w:r>
+        <w:rPr>
+          <w:sz w:val="28"/>
+          <w:szCs w:val="28"/>
+        </w:rPr>
+        <w:t xml:space="preserve"> to write shortest function code if you need. </w:t>
       </w:r>
     </w:p>
     <w:p>
@@ -44,14 +76,30 @@
           <w:sz w:val="28"/>
           <w:szCs w:val="28"/>
         </w:rPr>
-        <w:t xml:space="preserve">Callback function </w:t>
-      </w:r>
-      <w:r>
-        <w:rPr>
-          <w:sz w:val="28"/>
-          <w:szCs w:val="28"/>
-        </w:rPr>
-        <w:t xml:space="preserve">: passing the function name or function body or function itself to another function as a parameter is known as callback functions. </w:t>
+        <w:t xml:space="preserve">Callback </w:t>
+      </w:r>
+      <w:proofErr w:type="gramStart"/>
+      <w:r>
+        <w:rPr>
+          <w:sz w:val="28"/>
+          <w:szCs w:val="28"/>
+        </w:rPr>
+        <w:t xml:space="preserve">function </w:t>
+      </w:r>
+      <w:r>
+        <w:rPr>
+          <w:sz w:val="28"/>
+          <w:szCs w:val="28"/>
+        </w:rPr>
+        <w:t>:</w:t>
+      </w:r>
+      <w:proofErr w:type="gramEnd"/>
+      <w:r>
+        <w:rPr>
+          <w:sz w:val="28"/>
+          <w:szCs w:val="28"/>
+        </w:rPr>
+        <w:t xml:space="preserve"> passing the function name or function body or function itself to another function as a parameter is known as callback functions. </w:t>
       </w:r>
     </w:p>
     <w:p>
@@ -66,7 +114,15 @@
           <w:sz w:val="28"/>
           <w:szCs w:val="28"/>
         </w:rPr>
-        <w:t xml:space="preserve">Asynchronous operation </w:t>
+        <w:t xml:space="preserve">Asynchronous </w:t>
+      </w:r>
+      <w:proofErr w:type="gramStart"/>
+      <w:r>
+        <w:rPr>
+          <w:sz w:val="28"/>
+          <w:szCs w:val="28"/>
+        </w:rPr>
+        <w:t xml:space="preserve">operation </w:t>
       </w:r>
       <w:r>
         <w:rPr>
@@ -75,6 +131,7 @@
         </w:rPr>
         <w:t>:</w:t>
       </w:r>
+      <w:proofErr w:type="gramEnd"/>
     </w:p>
     <w:p>
       <w:pPr>
@@ -113,12 +170,21 @@
           <w:szCs w:val="28"/>
         </w:rPr>
       </w:pPr>
-      <w:r>
-        <w:rPr>
-          <w:sz w:val="28"/>
-          <w:szCs w:val="28"/>
-        </w:rPr>
-        <w:t>console.log(“1</w:t>
+      <w:proofErr w:type="gramStart"/>
+      <w:r>
+        <w:rPr>
+          <w:sz w:val="28"/>
+          <w:szCs w:val="28"/>
+        </w:rPr>
+        <w:t>console.log(</w:t>
+      </w:r>
+      <w:proofErr w:type="gramEnd"/>
+      <w:r>
+        <w:rPr>
+          <w:sz w:val="28"/>
+          <w:szCs w:val="28"/>
+        </w:rPr>
+        <w:t>“1</w:t>
       </w:r>
       <w:r>
         <w:rPr>
@@ -159,12 +225,21 @@
           <w:szCs w:val="28"/>
         </w:rPr>
       </w:pPr>
-      <w:r>
-        <w:rPr>
-          <w:sz w:val="28"/>
-          <w:szCs w:val="28"/>
-        </w:rPr>
-        <w:t>console.log(“</w:t>
+      <w:proofErr w:type="gramStart"/>
+      <w:r>
+        <w:rPr>
+          <w:sz w:val="28"/>
+          <w:szCs w:val="28"/>
+        </w:rPr>
+        <w:t>console.log(</w:t>
+      </w:r>
+      <w:proofErr w:type="gramEnd"/>
+      <w:r>
+        <w:rPr>
+          <w:sz w:val="28"/>
+          <w:szCs w:val="28"/>
+        </w:rPr>
+        <w:t>“</w:t>
       </w:r>
       <w:r>
         <w:rPr>
@@ -204,12 +279,21 @@
           <w:szCs w:val="28"/>
         </w:rPr>
       </w:pPr>
-      <w:r>
-        <w:rPr>
-          <w:sz w:val="28"/>
-          <w:szCs w:val="28"/>
-        </w:rPr>
-        <w:t>console.log(“</w:t>
+      <w:proofErr w:type="gramStart"/>
+      <w:r>
+        <w:rPr>
+          <w:sz w:val="28"/>
+          <w:szCs w:val="28"/>
+        </w:rPr>
+        <w:t>console.log(</w:t>
+      </w:r>
+      <w:proofErr w:type="gramEnd"/>
+      <w:r>
+        <w:rPr>
+          <w:sz w:val="28"/>
+          <w:szCs w:val="28"/>
+        </w:rPr>
+        <w:t>“</w:t>
       </w:r>
       <w:r>
         <w:rPr>
@@ -285,7 +369,23 @@
           <w:sz w:val="28"/>
           <w:szCs w:val="28"/>
         </w:rPr>
-        <w:t xml:space="preserve">In asynchronous all code execute independently like thread java. </w:t>
+        <w:t xml:space="preserve">In asynchronous all code </w:t>
+      </w:r>
+      <w:proofErr w:type="gramStart"/>
+      <w:r>
+        <w:rPr>
+          <w:sz w:val="28"/>
+          <w:szCs w:val="28"/>
+        </w:rPr>
+        <w:t>execute</w:t>
+      </w:r>
+      <w:proofErr w:type="gramEnd"/>
+      <w:r>
+        <w:rPr>
+          <w:sz w:val="28"/>
+          <w:szCs w:val="28"/>
+        </w:rPr>
+        <w:t xml:space="preserve"> independently like thread java. </w:t>
       </w:r>
     </w:p>
     <w:p>
@@ -296,12 +396,21 @@
           <w:szCs w:val="28"/>
         </w:rPr>
       </w:pPr>
-      <w:r>
-        <w:rPr>
-          <w:sz w:val="28"/>
-          <w:szCs w:val="28"/>
-        </w:rPr>
-        <w:t>console.log(“1</w:t>
+      <w:proofErr w:type="gramStart"/>
+      <w:r>
+        <w:rPr>
+          <w:sz w:val="28"/>
+          <w:szCs w:val="28"/>
+        </w:rPr>
+        <w:t>console.log(</w:t>
+      </w:r>
+      <w:proofErr w:type="gramEnd"/>
+      <w:r>
+        <w:rPr>
+          <w:sz w:val="28"/>
+          <w:szCs w:val="28"/>
+        </w:rPr>
+        <w:t>“1</w:t>
       </w:r>
       <w:r>
         <w:rPr>
@@ -366,12 +475,21 @@
           <w:szCs w:val="28"/>
         </w:rPr>
       </w:pPr>
-      <w:r>
-        <w:rPr>
-          <w:sz w:val="28"/>
-          <w:szCs w:val="28"/>
-        </w:rPr>
-        <w:t xml:space="preserve">console.log(“2nd </w:t>
+      <w:proofErr w:type="gramStart"/>
+      <w:r>
+        <w:rPr>
+          <w:sz w:val="28"/>
+          <w:szCs w:val="28"/>
+        </w:rPr>
+        <w:t>console.log(</w:t>
+      </w:r>
+      <w:proofErr w:type="gramEnd"/>
+      <w:r>
+        <w:rPr>
+          <w:sz w:val="28"/>
+          <w:szCs w:val="28"/>
+        </w:rPr>
+        <w:t xml:space="preserve">“2nd </w:t>
       </w:r>
       <w:proofErr w:type="spellStart"/>
       <w:r>
@@ -420,12 +538,21 @@
           <w:szCs w:val="28"/>
         </w:rPr>
       </w:pPr>
-      <w:r>
-        <w:rPr>
-          <w:sz w:val="28"/>
-          <w:szCs w:val="28"/>
-        </w:rPr>
-        <w:t>console.log(“3</w:t>
+      <w:proofErr w:type="gramStart"/>
+      <w:r>
+        <w:rPr>
+          <w:sz w:val="28"/>
+          <w:szCs w:val="28"/>
+        </w:rPr>
+        <w:t>console.log(</w:t>
+      </w:r>
+      <w:proofErr w:type="gramEnd"/>
+      <w:r>
+        <w:rPr>
+          <w:sz w:val="28"/>
+          <w:szCs w:val="28"/>
+        </w:rPr>
+        <w:t>“3</w:t>
       </w:r>
       <w:r>
         <w:rPr>
@@ -474,12 +601,21 @@
           <w:szCs w:val="28"/>
         </w:rPr>
       </w:pPr>
-      <w:r>
-        <w:rPr>
-          <w:sz w:val="28"/>
-          <w:szCs w:val="28"/>
-        </w:rPr>
-        <w:t xml:space="preserve">AJAX : </w:t>
+      <w:proofErr w:type="gramStart"/>
+      <w:r>
+        <w:rPr>
+          <w:sz w:val="28"/>
+          <w:szCs w:val="28"/>
+        </w:rPr>
+        <w:t>AJAX :</w:t>
+      </w:r>
+      <w:proofErr w:type="gramEnd"/>
+      <w:r>
+        <w:rPr>
+          <w:sz w:val="28"/>
+          <w:szCs w:val="28"/>
+        </w:rPr>
+        <w:t xml:space="preserve"> </w:t>
       </w:r>
       <w:r>
         <w:rPr>
@@ -974,8 +1110,18 @@
           <w:szCs w:val="28"/>
           <w:highlight w:val="yellow"/>
         </w:rPr>
-        <w:t>Web Service :</w:t>
-      </w:r>
+        <w:t xml:space="preserve">Web </w:t>
+      </w:r>
+      <w:proofErr w:type="gramStart"/>
+      <w:r>
+        <w:rPr>
+          <w:sz w:val="28"/>
+          <w:szCs w:val="28"/>
+          <w:highlight w:val="yellow"/>
+        </w:rPr>
+        <w:t>Service :</w:t>
+      </w:r>
+      <w:proofErr w:type="gramEnd"/>
       <w:r>
         <w:rPr>
           <w:sz w:val="28"/>
@@ -1436,6 +1582,7 @@
           <w:szCs w:val="28"/>
         </w:rPr>
       </w:pPr>
+      <w:proofErr w:type="gramStart"/>
       <w:r>
         <w:rPr>
           <w:b/>
@@ -1443,7 +1590,17 @@
           <w:sz w:val="28"/>
           <w:szCs w:val="28"/>
         </w:rPr>
-        <w:t xml:space="preserve">JSON : JavaScript object notation </w:t>
+        <w:t>JSON :</w:t>
+      </w:r>
+      <w:proofErr w:type="gramEnd"/>
+      <w:r>
+        <w:rPr>
+          <w:b/>
+          <w:bCs/>
+          <w:sz w:val="28"/>
+          <w:szCs w:val="28"/>
+        </w:rPr>
+        <w:t xml:space="preserve"> JavaScript object notation </w:t>
       </w:r>
     </w:p>
     <w:p>
@@ -1641,6 +1798,89 @@
           <w:szCs w:val="28"/>
         </w:rPr>
         <w:t xml:space="preserve">We need to consume the data which develop by using any technologies. </w:t>
+      </w:r>
+    </w:p>
+    <w:p>
+      <w:pPr>
+        <w:pStyle w:val="ListParagraph"/>
+        <w:rPr>
+          <w:sz w:val="28"/>
+          <w:szCs w:val="28"/>
+        </w:rPr>
+      </w:pPr>
+    </w:p>
+    <w:p>
+      <w:pPr>
+        <w:pStyle w:val="ListParagraph"/>
+        <w:rPr>
+          <w:sz w:val="28"/>
+          <w:szCs w:val="28"/>
+        </w:rPr>
+      </w:pPr>
+      <w:proofErr w:type="gramStart"/>
+      <w:r>
+        <w:rPr>
+          <w:sz w:val="28"/>
+          <w:szCs w:val="28"/>
+        </w:rPr>
+        <w:lastRenderedPageBreak/>
+        <w:t>Fetch(</w:t>
+      </w:r>
+      <w:proofErr w:type="gramEnd"/>
+      <w:r>
+        <w:rPr>
+          <w:sz w:val="28"/>
+          <w:szCs w:val="28"/>
+        </w:rPr>
+        <w:t xml:space="preserve">): fetch is a </w:t>
+      </w:r>
+      <w:proofErr w:type="spellStart"/>
+      <w:r>
+        <w:rPr>
+          <w:sz w:val="28"/>
+          <w:szCs w:val="28"/>
+        </w:rPr>
+        <w:t>pre defined</w:t>
+      </w:r>
+      <w:proofErr w:type="spellEnd"/>
+      <w:r>
+        <w:rPr>
+          <w:sz w:val="28"/>
+          <w:szCs w:val="28"/>
+        </w:rPr>
+        <w:t xml:space="preserve"> function which help to consumer rest </w:t>
+      </w:r>
+      <w:proofErr w:type="spellStart"/>
+      <w:r>
+        <w:rPr>
+          <w:sz w:val="28"/>
+          <w:szCs w:val="28"/>
+        </w:rPr>
+        <w:t>api</w:t>
+      </w:r>
+      <w:proofErr w:type="spellEnd"/>
+      <w:r>
+        <w:rPr>
+          <w:sz w:val="28"/>
+          <w:szCs w:val="28"/>
+        </w:rPr>
+        <w:t xml:space="preserve"> develop using any language. </w:t>
+      </w:r>
+    </w:p>
+    <w:p>
+      <w:pPr>
+        <w:pStyle w:val="ListParagraph"/>
+        <w:rPr>
+          <w:sz w:val="28"/>
+          <w:szCs w:val="28"/>
+        </w:rPr>
+      </w:pPr>
+      <w:r>
+        <w:rPr>
+          <w:sz w:val="28"/>
+          <w:szCs w:val="28"/>
+        </w:rPr>
+        <w:t xml:space="preserve">And return type of fetch is promise object. if we consume data successfully using then we need to get the data. If fail we need to handle using catch. Then and catch take callback function as parameter. </w:t>
       </w:r>
     </w:p>
     <w:p>
